--- a/documentos/Usuarios.docx
+++ b/documentos/Usuarios.docx
@@ -2302,6 +2302,49 @@
     </w:p>
     <w:p>
       <w:pPr>
+        <w:jc w:val="center"/>
+      </w:pPr>
+      <w:r>
+        <w:drawing>
+          <wp:inline distT="0" distB="0" distL="0" distR="0">
+            <wp:extent cx="5852160" cy="7808976"/>
+            <wp:effectExtent l="0" t="0" r="0" b="0"/>
+            <wp:docPr id="101" name="Usuários — filtros e lista"/>
+            <wp:cNvGraphicFramePr>
+              <a:graphicFrameLocks xmlns:a="http://schemas.openxmlformats.org/drawingml/2006/main" noChangeAspect="1"/>
+            </wp:cNvGraphicFramePr>
+            <a:graphic xmlns:a="http://schemas.openxmlformats.org/drawingml/2006/main">
+              <a:graphicData uri="http://schemas.openxmlformats.org/drawingml/2006/picture">
+                <pic:pic xmlns:pic="http://schemas.openxmlformats.org/drawingml/2006/picture">
+                  <pic:nvPicPr>
+                    <pic:cNvPr id="101" name="Usuários — filtros e lista"/>
+                    <pic:cNvPicPr/>
+                  </pic:nvPicPr>
+                  <pic:blipFill>
+                    <a:blip r:embed="rId21"/>
+                    <a:stretch>
+                      <a:fillRect/>
+                    </a:stretch>
+                  </pic:blipFill>
+                  <pic:spPr>
+                    <a:xfrm>
+                      <a:off x="0" y="0"/>
+                      <a:ext cx="5852160" cy="7808976"/>
+                    </a:xfrm>
+                    <a:prstGeom prst="rect">
+                      <a:avLst/>
+                    </a:prstGeom>
+                  </pic:spPr>
+                </pic:pic>
+              </a:graphicData>
+            </a:graphic>
+          </wp:inline>
+        </w:drawing>
+      </w:r>
+    </w:p>
+    <w:p>
+      <w:pPr>
+        <w:jc w:val="center"/>
         <w:rPr>
           <w:i/>
           <w:iCs/>
@@ -2316,7 +2359,26 @@
           <w:sz w:val="18"/>
           <w:szCs w:val="18"/>
         </w:rPr>
-        <w:t xml:space="preserve">Sem protótipo de tela para esta funcionalidade. Campos da funcionalidade:</w:t>
+        <w:t xml:space="preserve">Usuários — filtros e lista</w:t>
+      </w:r>
+    </w:p>
+    <w:p>
+      <w:pPr>
+        <w:rPr>
+          <w:i/>
+          <w:iCs/>
+          <w:sz w:val="18"/>
+          <w:szCs w:val="18"/>
+        </w:rPr>
+      </w:pPr>
+      <w:r>
+        <w:rPr>
+          <w:i/>
+          <w:iCs/>
+          <w:sz w:val="18"/>
+          <w:szCs w:val="18"/>
+        </w:rPr>
+        <w:t xml:space="preserve">Campos da funcionalidade:</w:t>
       </w:r>
     </w:p>
     <w:tbl>
@@ -5060,6 +5122,49 @@
     </w:p>
     <w:p>
       <w:pPr>
+        <w:jc w:val="center"/>
+      </w:pPr>
+      <w:r>
+        <w:drawing>
+          <wp:inline distT="0" distB="0" distL="0" distR="0">
+            <wp:extent cx="5852160" cy="4681728"/>
+            <wp:effectExtent l="0" t="0" r="0" b="0"/>
+            <wp:docPr id="102" name="Usuário — inclusão, antes de validar o login"/>
+            <wp:cNvGraphicFramePr>
+              <a:graphicFrameLocks xmlns:a="http://schemas.openxmlformats.org/drawingml/2006/main" noChangeAspect="1"/>
+            </wp:cNvGraphicFramePr>
+            <a:graphic xmlns:a="http://schemas.openxmlformats.org/drawingml/2006/main">
+              <a:graphicData uri="http://schemas.openxmlformats.org/drawingml/2006/picture">
+                <pic:pic xmlns:pic="http://schemas.openxmlformats.org/drawingml/2006/picture">
+                  <pic:nvPicPr>
+                    <pic:cNvPr id="102" name="Usuário — inclusão, antes de validar o login"/>
+                    <pic:cNvPicPr/>
+                  </pic:nvPicPr>
+                  <pic:blipFill>
+                    <a:blip r:embed="rId22"/>
+                    <a:stretch>
+                      <a:fillRect/>
+                    </a:stretch>
+                  </pic:blipFill>
+                  <pic:spPr>
+                    <a:xfrm>
+                      <a:off x="0" y="0"/>
+                      <a:ext cx="5852160" cy="4681728"/>
+                    </a:xfrm>
+                    <a:prstGeom prst="rect">
+                      <a:avLst/>
+                    </a:prstGeom>
+                  </pic:spPr>
+                </pic:pic>
+              </a:graphicData>
+            </a:graphic>
+          </wp:inline>
+        </w:drawing>
+      </w:r>
+    </w:p>
+    <w:p>
+      <w:pPr>
+        <w:jc w:val="center"/>
         <w:rPr>
           <w:i/>
           <w:iCs/>
@@ -5074,7 +5179,88 @@
           <w:sz w:val="18"/>
           <w:szCs w:val="18"/>
         </w:rPr>
-        <w:t xml:space="preserve">Sem protótipo de tela para esta funcionalidade. Campos da funcionalidade:</w:t>
+        <w:t xml:space="preserve">Usuário — inclusão, antes de validar o login</w:t>
+      </w:r>
+    </w:p>
+    <w:p>
+      <w:pPr>
+        <w:jc w:val="center"/>
+      </w:pPr>
+      <w:r>
+        <w:drawing>
+          <wp:inline distT="0" distB="0" distL="0" distR="0">
+            <wp:extent cx="5852160" cy="6295644"/>
+            <wp:effectExtent l="0" t="0" r="0" b="0"/>
+            <wp:docPr id="103" name="Usuário — inclusão com o login validado"/>
+            <wp:cNvGraphicFramePr>
+              <a:graphicFrameLocks xmlns:a="http://schemas.openxmlformats.org/drawingml/2006/main" noChangeAspect="1"/>
+            </wp:cNvGraphicFramePr>
+            <a:graphic xmlns:a="http://schemas.openxmlformats.org/drawingml/2006/main">
+              <a:graphicData uri="http://schemas.openxmlformats.org/drawingml/2006/picture">
+                <pic:pic xmlns:pic="http://schemas.openxmlformats.org/drawingml/2006/picture">
+                  <pic:nvPicPr>
+                    <pic:cNvPr id="103" name="Usuário — inclusão com o login validado"/>
+                    <pic:cNvPicPr/>
+                  </pic:nvPicPr>
+                  <pic:blipFill>
+                    <a:blip r:embed="rId23"/>
+                    <a:stretch>
+                      <a:fillRect/>
+                    </a:stretch>
+                  </pic:blipFill>
+                  <pic:spPr>
+                    <a:xfrm>
+                      <a:off x="0" y="0"/>
+                      <a:ext cx="5852160" cy="6295644"/>
+                    </a:xfrm>
+                    <a:prstGeom prst="rect">
+                      <a:avLst/>
+                    </a:prstGeom>
+                  </pic:spPr>
+                </pic:pic>
+              </a:graphicData>
+            </a:graphic>
+          </wp:inline>
+        </w:drawing>
+      </w:r>
+    </w:p>
+    <w:p>
+      <w:pPr>
+        <w:jc w:val="center"/>
+        <w:rPr>
+          <w:i/>
+          <w:iCs/>
+          <w:sz w:val="18"/>
+          <w:szCs w:val="18"/>
+        </w:rPr>
+      </w:pPr>
+      <w:r>
+        <w:rPr>
+          <w:i/>
+          <w:iCs/>
+          <w:sz w:val="18"/>
+          <w:szCs w:val="18"/>
+        </w:rPr>
+        <w:t xml:space="preserve">Usuário — inclusão com o login validado</w:t>
+      </w:r>
+    </w:p>
+    <w:p>
+      <w:pPr>
+        <w:rPr>
+          <w:i/>
+          <w:iCs/>
+          <w:sz w:val="18"/>
+          <w:szCs w:val="18"/>
+        </w:rPr>
+      </w:pPr>
+      <w:r>
+        <w:rPr>
+          <w:i/>
+          <w:iCs/>
+          <w:sz w:val="18"/>
+          <w:szCs w:val="18"/>
+        </w:rPr>
+        <w:t xml:space="preserve">Campos da funcionalidade:</w:t>
       </w:r>
     </w:p>
     <w:tbl>
@@ -8211,6 +8397,49 @@
     </w:p>
     <w:p>
       <w:pPr>
+        <w:jc w:val="center"/>
+      </w:pPr>
+      <w:r>
+        <w:drawing>
+          <wp:inline distT="0" distB="0" distL="0" distR="0">
+            <wp:extent cx="5686844" cy="7863840"/>
+            <wp:effectExtent l="0" t="0" r="0" b="0"/>
+            <wp:docPr id="104" name="Usuário — edição"/>
+            <wp:cNvGraphicFramePr>
+              <a:graphicFrameLocks xmlns:a="http://schemas.openxmlformats.org/drawingml/2006/main" noChangeAspect="1"/>
+            </wp:cNvGraphicFramePr>
+            <a:graphic xmlns:a="http://schemas.openxmlformats.org/drawingml/2006/main">
+              <a:graphicData uri="http://schemas.openxmlformats.org/drawingml/2006/picture">
+                <pic:pic xmlns:pic="http://schemas.openxmlformats.org/drawingml/2006/picture">
+                  <pic:nvPicPr>
+                    <pic:cNvPr id="104" name="Usuário — edição"/>
+                    <pic:cNvPicPr/>
+                  </pic:nvPicPr>
+                  <pic:blipFill>
+                    <a:blip r:embed="rId24"/>
+                    <a:stretch>
+                      <a:fillRect/>
+                    </a:stretch>
+                  </pic:blipFill>
+                  <pic:spPr>
+                    <a:xfrm>
+                      <a:off x="0" y="0"/>
+                      <a:ext cx="5686844" cy="7863840"/>
+                    </a:xfrm>
+                    <a:prstGeom prst="rect">
+                      <a:avLst/>
+                    </a:prstGeom>
+                  </pic:spPr>
+                </pic:pic>
+              </a:graphicData>
+            </a:graphic>
+          </wp:inline>
+        </w:drawing>
+      </w:r>
+    </w:p>
+    <w:p>
+      <w:pPr>
+        <w:jc w:val="center"/>
         <w:rPr>
           <w:i/>
           <w:iCs/>
@@ -8225,7 +8454,26 @@
           <w:sz w:val="18"/>
           <w:szCs w:val="18"/>
         </w:rPr>
-        <w:t xml:space="preserve">Sem protótipo de tela para esta funcionalidade. Campos da funcionalidade:</w:t>
+        <w:t xml:space="preserve">Usuário — edição</w:t>
+      </w:r>
+    </w:p>
+    <w:p>
+      <w:pPr>
+        <w:rPr>
+          <w:i/>
+          <w:iCs/>
+          <w:sz w:val="18"/>
+          <w:szCs w:val="18"/>
+        </w:rPr>
+      </w:pPr>
+      <w:r>
+        <w:rPr>
+          <w:i/>
+          <w:iCs/>
+          <w:sz w:val="18"/>
+          <w:szCs w:val="18"/>
+        </w:rPr>
+        <w:t xml:space="preserve">Campos da funcionalidade:</w:t>
       </w:r>
     </w:p>
     <w:tbl>
@@ -10582,6 +10830,49 @@
     </w:p>
     <w:p>
       <w:pPr>
+        <w:jc w:val="center"/>
+      </w:pPr>
+      <w:r>
+        <w:drawing>
+          <wp:inline distT="0" distB="0" distL="0" distR="0">
+            <wp:extent cx="5852160" cy="7808976"/>
+            <wp:effectExtent l="0" t="0" r="0" b="0"/>
+            <wp:docPr id="105" name="Usuários — filtros e lista"/>
+            <wp:cNvGraphicFramePr>
+              <a:graphicFrameLocks xmlns:a="http://schemas.openxmlformats.org/drawingml/2006/main" noChangeAspect="1"/>
+            </wp:cNvGraphicFramePr>
+            <a:graphic xmlns:a="http://schemas.openxmlformats.org/drawingml/2006/main">
+              <a:graphicData uri="http://schemas.openxmlformats.org/drawingml/2006/picture">
+                <pic:pic xmlns:pic="http://schemas.openxmlformats.org/drawingml/2006/picture">
+                  <pic:nvPicPr>
+                    <pic:cNvPr id="105" name="Usuários — filtros e lista"/>
+                    <pic:cNvPicPr/>
+                  </pic:nvPicPr>
+                  <pic:blipFill>
+                    <a:blip r:embed="rId25"/>
+                    <a:stretch>
+                      <a:fillRect/>
+                    </a:stretch>
+                  </pic:blipFill>
+                  <pic:spPr>
+                    <a:xfrm>
+                      <a:off x="0" y="0"/>
+                      <a:ext cx="5852160" cy="7808976"/>
+                    </a:xfrm>
+                    <a:prstGeom prst="rect">
+                      <a:avLst/>
+                    </a:prstGeom>
+                  </pic:spPr>
+                </pic:pic>
+              </a:graphicData>
+            </a:graphic>
+          </wp:inline>
+        </w:drawing>
+      </w:r>
+    </w:p>
+    <w:p>
+      <w:pPr>
+        <w:jc w:val="center"/>
         <w:rPr>
           <w:i/>
           <w:iCs/>
@@ -10596,7 +10887,88 @@
           <w:sz w:val="18"/>
           <w:szCs w:val="18"/>
         </w:rPr>
-        <w:t xml:space="preserve">Sem protótipo de tela para esta funcionalidade. Campos da funcionalidade:</w:t>
+        <w:t xml:space="preserve">Usuários — filtros e lista</w:t>
+      </w:r>
+    </w:p>
+    <w:p>
+      <w:pPr>
+        <w:jc w:val="center"/>
+      </w:pPr>
+      <w:r>
+        <w:drawing>
+          <wp:inline distT="0" distB="0" distL="0" distR="0">
+            <wp:extent cx="5852160" cy="4114800"/>
+            <wp:effectExtent l="0" t="0" r="0" b="0"/>
+            <wp:docPr id="106" name="Usuários — confirmação Remover Usuário"/>
+            <wp:cNvGraphicFramePr>
+              <a:graphicFrameLocks xmlns:a="http://schemas.openxmlformats.org/drawingml/2006/main" noChangeAspect="1"/>
+            </wp:cNvGraphicFramePr>
+            <a:graphic xmlns:a="http://schemas.openxmlformats.org/drawingml/2006/main">
+              <a:graphicData uri="http://schemas.openxmlformats.org/drawingml/2006/picture">
+                <pic:pic xmlns:pic="http://schemas.openxmlformats.org/drawingml/2006/picture">
+                  <pic:nvPicPr>
+                    <pic:cNvPr id="106" name="Usuários — confirmação Remover Usuário"/>
+                    <pic:cNvPicPr/>
+                  </pic:nvPicPr>
+                  <pic:blipFill>
+                    <a:blip r:embed="rId26"/>
+                    <a:stretch>
+                      <a:fillRect/>
+                    </a:stretch>
+                  </pic:blipFill>
+                  <pic:spPr>
+                    <a:xfrm>
+                      <a:off x="0" y="0"/>
+                      <a:ext cx="5852160" cy="4114800"/>
+                    </a:xfrm>
+                    <a:prstGeom prst="rect">
+                      <a:avLst/>
+                    </a:prstGeom>
+                  </pic:spPr>
+                </pic:pic>
+              </a:graphicData>
+            </a:graphic>
+          </wp:inline>
+        </w:drawing>
+      </w:r>
+    </w:p>
+    <w:p>
+      <w:pPr>
+        <w:jc w:val="center"/>
+        <w:rPr>
+          <w:i/>
+          <w:iCs/>
+          <w:sz w:val="18"/>
+          <w:szCs w:val="18"/>
+        </w:rPr>
+      </w:pPr>
+      <w:r>
+        <w:rPr>
+          <w:i/>
+          <w:iCs/>
+          <w:sz w:val="18"/>
+          <w:szCs w:val="18"/>
+        </w:rPr>
+        <w:t xml:space="preserve">Usuários — confirmação Remover Usuário</w:t>
+      </w:r>
+    </w:p>
+    <w:p>
+      <w:pPr>
+        <w:rPr>
+          <w:i/>
+          <w:iCs/>
+          <w:sz w:val="18"/>
+          <w:szCs w:val="18"/>
+        </w:rPr>
+      </w:pPr>
+      <w:r>
+        <w:rPr>
+          <w:i/>
+          <w:iCs/>
+          <w:sz w:val="18"/>
+          <w:szCs w:val="18"/>
+        </w:rPr>
+        <w:t xml:space="preserve">Campos da funcionalidade:</w:t>
       </w:r>
     </w:p>
     <w:tbl>
